--- a/InventoryManagementSystem/Документы/Анализ предметной области.docx
+++ b/InventoryManagementSystem/Документы/Анализ предметной области.docx
@@ -124,7 +124,23 @@
           <w:sz w:val="28"/>
           <w:szCs w:val="28"/>
         </w:rPr>
-        <w:t>Объектом моего исследования является ООО «Магазин».</w:t>
+        <w:t>Объектом моего ис</w:t>
+      </w:r>
+      <w:r>
+        <w:rPr>
+          <w:rFonts w:ascii="Times New Roman" w:hAnsi="Times New Roman" w:cs="Times New Roman"/>
+          <w:sz w:val="28"/>
+          <w:szCs w:val="28"/>
+        </w:rPr>
+        <w:t>следования является ООО «Яблоко</w:t>
+      </w:r>
+      <w:r>
+        <w:rPr>
+          <w:rFonts w:ascii="Times New Roman" w:hAnsi="Times New Roman" w:cs="Times New Roman"/>
+          <w:sz w:val="28"/>
+          <w:szCs w:val="28"/>
+        </w:rPr>
+        <w:t>».</w:t>
       </w:r>
     </w:p>
     <w:p>
@@ -233,7 +249,7 @@
             <w:szCs w:val="28"/>
             <w:lang w:val="en-US"/>
           </w:rPr>
-          <w:t>magazin</w:t>
+          <w:t>Jabloko</w:t>
         </w:r>
         <w:r>
           <w:rPr>
@@ -318,7 +334,7 @@
           <w:szCs w:val="28"/>
           <w:lang w:val="en-US"/>
         </w:rPr>
-        <w:t>Magazin</w:t>
+        <w:t>jabloko</w:t>
       </w:r>
       <w:proofErr w:type="spellEnd"/>
       <w:r>
@@ -329,6 +345,7 @@
         </w:rPr>
         <w:t>.</w:t>
       </w:r>
+      <w:proofErr w:type="spellStart"/>
       <w:r>
         <w:rPr>
           <w:rFonts w:ascii="Times New Roman" w:hAnsi="Times New Roman" w:cs="Times New Roman"/>
@@ -338,6 +355,7 @@
         </w:rPr>
         <w:t>ru</w:t>
       </w:r>
+      <w:proofErr w:type="spellEnd"/>
     </w:p>
     <w:p>
       <w:pPr>
@@ -354,23 +372,23 @@
           <w:sz w:val="28"/>
           <w:szCs w:val="28"/>
         </w:rPr>
-        <w:t xml:space="preserve">Продуктовый магазин </w:t>
-      </w:r>
-      <w:r>
-        <w:rPr>
-          <w:rFonts w:ascii="Times New Roman" w:hAnsi="Times New Roman" w:cs="Times New Roman"/>
-          <w:sz w:val="28"/>
-          <w:szCs w:val="28"/>
-        </w:rPr>
-        <w:t>ООО «Магазин»</w:t>
-      </w:r>
-      <w:r>
-        <w:rPr>
-          <w:rFonts w:ascii="Times New Roman" w:hAnsi="Times New Roman" w:cs="Times New Roman"/>
-          <w:sz w:val="28"/>
-          <w:szCs w:val="28"/>
-        </w:rPr>
-        <w:t xml:space="preserve"> продает продукты.</w:t>
+        <w:t>Продуктовый магазин ООО «</w:t>
+      </w:r>
+      <w:r>
+        <w:rPr>
+          <w:rFonts w:ascii="Times New Roman" w:hAnsi="Times New Roman" w:cs="Times New Roman"/>
+          <w:sz w:val="28"/>
+          <w:szCs w:val="28"/>
+        </w:rPr>
+        <w:t>Яблоко</w:t>
+      </w:r>
+      <w:r>
+        <w:rPr>
+          <w:rFonts w:ascii="Times New Roman" w:hAnsi="Times New Roman" w:cs="Times New Roman"/>
+          <w:sz w:val="28"/>
+          <w:szCs w:val="28"/>
+        </w:rPr>
+        <w:t>» продает продукты.</w:t>
       </w:r>
     </w:p>
     <w:p>
@@ -407,23 +425,7 @@
           <w:sz w:val="28"/>
           <w:szCs w:val="28"/>
         </w:rPr>
-        <w:t xml:space="preserve">Здание с площадью помещений 200 м2 по адресу </w:t>
-      </w:r>
-      <w:r>
-        <w:rPr>
-          <w:rFonts w:ascii="Times New Roman" w:hAnsi="Times New Roman" w:cs="Times New Roman"/>
-          <w:sz w:val="28"/>
-          <w:szCs w:val="28"/>
-        </w:rPr>
-        <w:t>г. Торжок, ул. Чехова, д. 7</w:t>
-      </w:r>
-      <w:r>
-        <w:rPr>
-          <w:rFonts w:ascii="Times New Roman" w:hAnsi="Times New Roman" w:cs="Times New Roman"/>
-          <w:sz w:val="28"/>
-          <w:szCs w:val="28"/>
-        </w:rPr>
-        <w:t>.</w:t>
+        <w:t>Здание с площадью помещений 200 м2 по адресу г. Торжок, ул. Чехова, д. 7.</w:t>
       </w:r>
     </w:p>
     <w:p>
@@ -636,20 +638,259 @@
           <w:szCs w:val="28"/>
         </w:rPr>
       </w:pPr>
-    </w:p>
-    <w:p>
-      <w:pPr>
-        <w:pStyle w:val="a4"/>
-        <w:ind w:left="0" w:firstLine="709"/>
-        <w:rPr>
-          <w:rFonts w:ascii="Times New Roman" w:hAnsi="Times New Roman" w:cs="Times New Roman"/>
-          <w:sz w:val="28"/>
-          <w:szCs w:val="28"/>
-        </w:rPr>
-      </w:pPr>
-      <w:r>
-        <w:rPr>
-          <w:rFonts w:ascii="Times New Roman" w:hAnsi="Times New Roman" w:cs="Times New Roman"/>
+      <w:r>
+        <w:rPr>
+          <w:rFonts w:ascii="Times New Roman" w:hAnsi="Times New Roman" w:cs="Times New Roman"/>
+          <w:sz w:val="28"/>
+          <w:szCs w:val="28"/>
+        </w:rPr>
+        <w:t>Продукты имеют:</w:t>
+      </w:r>
+    </w:p>
+    <w:p>
+      <w:pPr>
+        <w:pStyle w:val="a4"/>
+        <w:numPr>
+          <w:ilvl w:val="0"/>
+          <w:numId w:val="2"/>
+        </w:numPr>
+        <w:ind w:left="0" w:firstLine="709"/>
+        <w:rPr>
+          <w:rFonts w:ascii="Times New Roman" w:hAnsi="Times New Roman" w:cs="Times New Roman"/>
+          <w:sz w:val="28"/>
+          <w:szCs w:val="28"/>
+        </w:rPr>
+      </w:pPr>
+      <w:r>
+        <w:rPr>
+          <w:rFonts w:ascii="Times New Roman" w:hAnsi="Times New Roman" w:cs="Times New Roman"/>
+          <w:sz w:val="28"/>
+          <w:szCs w:val="28"/>
+        </w:rPr>
+        <w:t>товарную номенклатуру;</w:t>
+      </w:r>
+    </w:p>
+    <w:p>
+      <w:pPr>
+        <w:pStyle w:val="a4"/>
+        <w:numPr>
+          <w:ilvl w:val="0"/>
+          <w:numId w:val="2"/>
+        </w:numPr>
+        <w:ind w:left="0" w:firstLine="709"/>
+        <w:rPr>
+          <w:rFonts w:ascii="Times New Roman" w:hAnsi="Times New Roman" w:cs="Times New Roman"/>
+          <w:sz w:val="28"/>
+          <w:szCs w:val="28"/>
+        </w:rPr>
+      </w:pPr>
+      <w:r>
+        <w:rPr>
+          <w:rFonts w:ascii="Times New Roman" w:hAnsi="Times New Roman" w:cs="Times New Roman"/>
+          <w:sz w:val="28"/>
+          <w:szCs w:val="28"/>
+        </w:rPr>
+        <w:t>поставщиков;</w:t>
+      </w:r>
+    </w:p>
+    <w:p>
+      <w:pPr>
+        <w:pStyle w:val="a4"/>
+        <w:numPr>
+          <w:ilvl w:val="0"/>
+          <w:numId w:val="2"/>
+        </w:numPr>
+        <w:ind w:left="0" w:firstLine="709"/>
+        <w:rPr>
+          <w:rFonts w:ascii="Times New Roman" w:hAnsi="Times New Roman" w:cs="Times New Roman"/>
+          <w:sz w:val="28"/>
+          <w:szCs w:val="28"/>
+        </w:rPr>
+      </w:pPr>
+      <w:r>
+        <w:rPr>
+          <w:rFonts w:ascii="Times New Roman" w:hAnsi="Times New Roman" w:cs="Times New Roman"/>
+          <w:sz w:val="28"/>
+          <w:szCs w:val="28"/>
+        </w:rPr>
+        <w:t>способы хранения:</w:t>
+      </w:r>
+    </w:p>
+    <w:p>
+      <w:pPr>
+        <w:pStyle w:val="a4"/>
+        <w:numPr>
+          <w:ilvl w:val="0"/>
+          <w:numId w:val="3"/>
+        </w:numPr>
+        <w:ind w:left="0" w:firstLine="709"/>
+        <w:rPr>
+          <w:rFonts w:ascii="Times New Roman" w:hAnsi="Times New Roman" w:cs="Times New Roman"/>
+          <w:sz w:val="28"/>
+          <w:szCs w:val="28"/>
+        </w:rPr>
+      </w:pPr>
+      <w:r>
+        <w:rPr>
+          <w:rFonts w:ascii="Times New Roman" w:hAnsi="Times New Roman" w:cs="Times New Roman"/>
+          <w:sz w:val="28"/>
+          <w:szCs w:val="28"/>
+        </w:rPr>
+        <w:t>на полке;</w:t>
+      </w:r>
+    </w:p>
+    <w:p>
+      <w:pPr>
+        <w:pStyle w:val="a4"/>
+        <w:numPr>
+          <w:ilvl w:val="0"/>
+          <w:numId w:val="3"/>
+        </w:numPr>
+        <w:ind w:left="0" w:firstLine="709"/>
+        <w:rPr>
+          <w:rFonts w:ascii="Times New Roman" w:hAnsi="Times New Roman" w:cs="Times New Roman"/>
+          <w:sz w:val="28"/>
+          <w:szCs w:val="28"/>
+        </w:rPr>
+      </w:pPr>
+      <w:r>
+        <w:rPr>
+          <w:rFonts w:ascii="Times New Roman" w:hAnsi="Times New Roman" w:cs="Times New Roman"/>
+          <w:sz w:val="28"/>
+          <w:szCs w:val="28"/>
+        </w:rPr>
+        <w:t>в холодильнике;</w:t>
+      </w:r>
+    </w:p>
+    <w:p>
+      <w:pPr>
+        <w:pStyle w:val="a4"/>
+        <w:numPr>
+          <w:ilvl w:val="0"/>
+          <w:numId w:val="3"/>
+        </w:numPr>
+        <w:ind w:left="0" w:firstLine="709"/>
+        <w:rPr>
+          <w:rFonts w:ascii="Times New Roman" w:hAnsi="Times New Roman" w:cs="Times New Roman"/>
+          <w:sz w:val="28"/>
+          <w:szCs w:val="28"/>
+        </w:rPr>
+      </w:pPr>
+      <w:r>
+        <w:rPr>
+          <w:rFonts w:ascii="Times New Roman" w:hAnsi="Times New Roman" w:cs="Times New Roman"/>
+          <w:sz w:val="28"/>
+          <w:szCs w:val="28"/>
+        </w:rPr>
+        <w:t>в морозильной камере.</w:t>
+      </w:r>
+    </w:p>
+    <w:p>
+      <w:pPr>
+        <w:pStyle w:val="a4"/>
+        <w:numPr>
+          <w:ilvl w:val="0"/>
+          <w:numId w:val="2"/>
+        </w:numPr>
+        <w:ind w:left="0" w:firstLine="709"/>
+        <w:rPr>
+          <w:rFonts w:ascii="Times New Roman" w:hAnsi="Times New Roman" w:cs="Times New Roman"/>
+          <w:sz w:val="28"/>
+          <w:szCs w:val="28"/>
+        </w:rPr>
+      </w:pPr>
+      <w:r>
+        <w:rPr>
+          <w:rFonts w:ascii="Times New Roman" w:hAnsi="Times New Roman" w:cs="Times New Roman"/>
+          <w:sz w:val="28"/>
+          <w:szCs w:val="28"/>
+        </w:rPr>
+        <w:t>варианты сбыта:</w:t>
+      </w:r>
+    </w:p>
+    <w:p>
+      <w:pPr>
+        <w:pStyle w:val="a4"/>
+        <w:numPr>
+          <w:ilvl w:val="0"/>
+          <w:numId w:val="4"/>
+        </w:numPr>
+        <w:ind w:left="0" w:firstLine="709"/>
+        <w:rPr>
+          <w:rFonts w:ascii="Times New Roman" w:hAnsi="Times New Roman" w:cs="Times New Roman"/>
+          <w:sz w:val="28"/>
+          <w:szCs w:val="28"/>
+        </w:rPr>
+      </w:pPr>
+      <w:r>
+        <w:rPr>
+          <w:rFonts w:ascii="Times New Roman" w:hAnsi="Times New Roman" w:cs="Times New Roman"/>
+          <w:sz w:val="28"/>
+          <w:szCs w:val="28"/>
+        </w:rPr>
+        <w:lastRenderedPageBreak/>
+        <w:t>поштучно;</w:t>
+      </w:r>
+    </w:p>
+    <w:p>
+      <w:pPr>
+        <w:pStyle w:val="a4"/>
+        <w:numPr>
+          <w:ilvl w:val="0"/>
+          <w:numId w:val="4"/>
+        </w:numPr>
+        <w:ind w:left="0" w:firstLine="709"/>
+        <w:rPr>
+          <w:rFonts w:ascii="Times New Roman" w:hAnsi="Times New Roman" w:cs="Times New Roman"/>
+          <w:sz w:val="28"/>
+          <w:szCs w:val="28"/>
+        </w:rPr>
+      </w:pPr>
+      <w:r>
+        <w:rPr>
+          <w:rFonts w:ascii="Times New Roman" w:hAnsi="Times New Roman" w:cs="Times New Roman"/>
+          <w:sz w:val="28"/>
+          <w:szCs w:val="28"/>
+        </w:rPr>
+        <w:t>на развес.</w:t>
+      </w:r>
+    </w:p>
+    <w:p>
+      <w:pPr>
+        <w:pStyle w:val="a4"/>
+        <w:ind w:left="0" w:firstLine="709"/>
+        <w:rPr>
+          <w:rFonts w:ascii="Times New Roman" w:hAnsi="Times New Roman" w:cs="Times New Roman"/>
+          <w:sz w:val="28"/>
+          <w:szCs w:val="28"/>
+        </w:rPr>
+      </w:pPr>
+    </w:p>
+    <w:p>
+      <w:pPr>
+        <w:pStyle w:val="a4"/>
+        <w:ind w:left="0" w:firstLine="709"/>
+        <w:rPr>
+          <w:rFonts w:ascii="Times New Roman" w:hAnsi="Times New Roman" w:cs="Times New Roman"/>
+          <w:sz w:val="28"/>
+          <w:szCs w:val="28"/>
+        </w:rPr>
+      </w:pPr>
+    </w:p>
+    <w:p>
+      <w:pPr>
+        <w:ind w:firstLine="709"/>
+        <w:rPr>
+          <w:rFonts w:ascii="Times New Roman" w:hAnsi="Times New Roman" w:cs="Times New Roman"/>
+          <w:b/>
+          <w:sz w:val="28"/>
+          <w:szCs w:val="28"/>
+        </w:rPr>
+      </w:pPr>
+      <w:r>
+        <w:rPr>
+          <w:rFonts w:ascii="Times New Roman" w:hAnsi="Times New Roman" w:cs="Times New Roman"/>
+          <w:b/>
           <w:sz w:val="28"/>
           <w:szCs w:val="28"/>
         </w:rPr>
@@ -658,6 +899,7 @@
       <w:r>
         <w:rPr>
           <w:rFonts w:ascii="Times New Roman" w:hAnsi="Times New Roman" w:cs="Times New Roman"/>
+          <w:b/>
           <w:sz w:val="28"/>
           <w:szCs w:val="28"/>
         </w:rPr>
@@ -687,6 +929,10 @@
     <w:p>
       <w:pPr>
         <w:pStyle w:val="a4"/>
+        <w:numPr>
+          <w:ilvl w:val="0"/>
+          <w:numId w:val="2"/>
+        </w:numPr>
         <w:ind w:left="0" w:firstLine="709"/>
         <w:rPr>
           <w:rFonts w:ascii="Times New Roman" w:hAnsi="Times New Roman" w:cs="Times New Roman"/>
@@ -706,6 +952,10 @@
     <w:p>
       <w:pPr>
         <w:pStyle w:val="a4"/>
+        <w:numPr>
+          <w:ilvl w:val="0"/>
+          <w:numId w:val="2"/>
+        </w:numPr>
         <w:ind w:left="0" w:firstLine="709"/>
         <w:rPr>
           <w:rFonts w:ascii="Times New Roman" w:hAnsi="Times New Roman" w:cs="Times New Roman"/>
@@ -725,6 +975,10 @@
     <w:p>
       <w:pPr>
         <w:pStyle w:val="a4"/>
+        <w:numPr>
+          <w:ilvl w:val="0"/>
+          <w:numId w:val="2"/>
+        </w:numPr>
         <w:ind w:left="0" w:firstLine="709"/>
         <w:rPr>
           <w:rFonts w:ascii="Times New Roman" w:hAnsi="Times New Roman" w:cs="Times New Roman"/>
@@ -744,6 +998,10 @@
     <w:p>
       <w:pPr>
         <w:pStyle w:val="a4"/>
+        <w:numPr>
+          <w:ilvl w:val="0"/>
+          <w:numId w:val="2"/>
+        </w:numPr>
         <w:ind w:left="0" w:firstLine="709"/>
         <w:rPr>
           <w:rFonts w:ascii="Times New Roman" w:hAnsi="Times New Roman" w:cs="Times New Roman"/>
@@ -763,20 +1021,23 @@
     <w:p>
       <w:pPr>
         <w:pStyle w:val="a4"/>
-        <w:ind w:left="0" w:firstLine="709"/>
-        <w:rPr>
-          <w:rFonts w:ascii="Times New Roman" w:hAnsi="Times New Roman" w:cs="Times New Roman"/>
-          <w:sz w:val="28"/>
-          <w:szCs w:val="28"/>
-        </w:rPr>
-      </w:pPr>
-      <w:r>
-        <w:rPr>
-          <w:rFonts w:ascii="Times New Roman" w:hAnsi="Times New Roman" w:cs="Times New Roman"/>
-          <w:sz w:val="28"/>
-          <w:szCs w:val="28"/>
-        </w:rPr>
-        <w:lastRenderedPageBreak/>
+        <w:numPr>
+          <w:ilvl w:val="0"/>
+          <w:numId w:val="2"/>
+        </w:numPr>
+        <w:ind w:left="0" w:firstLine="709"/>
+        <w:rPr>
+          <w:rFonts w:ascii="Times New Roman" w:hAnsi="Times New Roman" w:cs="Times New Roman"/>
+          <w:sz w:val="28"/>
+          <w:szCs w:val="28"/>
+        </w:rPr>
+      </w:pPr>
+      <w:r>
+        <w:rPr>
+          <w:rFonts w:ascii="Times New Roman" w:hAnsi="Times New Roman" w:cs="Times New Roman"/>
+          <w:sz w:val="28"/>
+          <w:szCs w:val="28"/>
+        </w:rPr>
         <w:t>Ручное заполнение каждого бланка.</w:t>
       </w:r>
     </w:p>
@@ -801,6 +1062,292 @@
     </w:p>
     <w:p>
       <w:pPr>
+        <w:ind w:firstLine="709"/>
+        <w:rPr>
+          <w:rFonts w:ascii="Times New Roman" w:hAnsi="Times New Roman" w:cs="Times New Roman"/>
+          <w:b/>
+          <w:sz w:val="28"/>
+          <w:szCs w:val="28"/>
+        </w:rPr>
+      </w:pPr>
+      <w:r>
+        <w:rPr>
+          <w:rFonts w:ascii="Times New Roman" w:hAnsi="Times New Roman" w:cs="Times New Roman"/>
+          <w:b/>
+          <w:sz w:val="28"/>
+          <w:szCs w:val="28"/>
+        </w:rPr>
+        <w:t>1.4</w:t>
+      </w:r>
+      <w:r>
+        <w:rPr>
+          <w:rFonts w:ascii="Times New Roman" w:hAnsi="Times New Roman" w:cs="Times New Roman"/>
+          <w:b/>
+          <w:sz w:val="28"/>
+          <w:szCs w:val="28"/>
+        </w:rPr>
+        <w:tab/>
+        <w:t>Общее виденье проекта</w:t>
+      </w:r>
+    </w:p>
+    <w:p>
+      <w:pPr>
+        <w:pStyle w:val="a4"/>
+        <w:ind w:left="0" w:firstLine="709"/>
+        <w:rPr>
+          <w:rFonts w:ascii="Times New Roman" w:hAnsi="Times New Roman" w:cs="Times New Roman"/>
+          <w:sz w:val="28"/>
+          <w:szCs w:val="28"/>
+        </w:rPr>
+      </w:pPr>
+      <w:r>
+        <w:rPr>
+          <w:rFonts w:ascii="Times New Roman" w:hAnsi="Times New Roman" w:cs="Times New Roman"/>
+          <w:sz w:val="28"/>
+          <w:szCs w:val="28"/>
+        </w:rPr>
+        <w:t>Форма проекта – десктоп приложение.</w:t>
+      </w:r>
+    </w:p>
+    <w:p>
+      <w:pPr>
+        <w:pStyle w:val="a4"/>
+        <w:ind w:left="0" w:firstLine="709"/>
+        <w:rPr>
+          <w:rFonts w:ascii="Times New Roman" w:hAnsi="Times New Roman" w:cs="Times New Roman"/>
+          <w:sz w:val="28"/>
+          <w:szCs w:val="28"/>
+        </w:rPr>
+      </w:pPr>
+      <w:r>
+        <w:rPr>
+          <w:rFonts w:ascii="Times New Roman" w:hAnsi="Times New Roman" w:cs="Times New Roman"/>
+          <w:sz w:val="28"/>
+          <w:szCs w:val="28"/>
+        </w:rPr>
+        <w:t>Пользователи – работники магазина.</w:t>
+      </w:r>
+    </w:p>
+    <w:p>
+      <w:pPr>
+        <w:pStyle w:val="a4"/>
+        <w:ind w:left="0" w:firstLine="709"/>
+        <w:rPr>
+          <w:rFonts w:ascii="Times New Roman" w:hAnsi="Times New Roman" w:cs="Times New Roman"/>
+          <w:sz w:val="28"/>
+          <w:szCs w:val="28"/>
+        </w:rPr>
+      </w:pPr>
+      <w:r>
+        <w:rPr>
+          <w:rFonts w:ascii="Times New Roman" w:hAnsi="Times New Roman" w:cs="Times New Roman"/>
+          <w:sz w:val="28"/>
+          <w:szCs w:val="28"/>
+        </w:rPr>
+        <w:t>Для проекта потребуются следующие инструменты:</w:t>
+      </w:r>
+    </w:p>
+    <w:p>
+      <w:pPr>
+        <w:pStyle w:val="a4"/>
+        <w:numPr>
+          <w:ilvl w:val="0"/>
+          <w:numId w:val="2"/>
+        </w:numPr>
+        <w:ind w:left="0" w:firstLine="709"/>
+        <w:rPr>
+          <w:rFonts w:ascii="Times New Roman" w:hAnsi="Times New Roman" w:cs="Times New Roman"/>
+          <w:sz w:val="28"/>
+          <w:szCs w:val="28"/>
+        </w:rPr>
+      </w:pPr>
+      <w:r>
+        <w:rPr>
+          <w:rFonts w:ascii="Times New Roman" w:hAnsi="Times New Roman" w:cs="Times New Roman"/>
+          <w:sz w:val="28"/>
+          <w:szCs w:val="28"/>
+          <w:lang w:val="en-US"/>
+        </w:rPr>
+        <w:t>Visual</w:t>
+      </w:r>
+      <w:r>
+        <w:rPr>
+          <w:rFonts w:ascii="Times New Roman" w:hAnsi="Times New Roman" w:cs="Times New Roman"/>
+          <w:sz w:val="28"/>
+          <w:szCs w:val="28"/>
+        </w:rPr>
+        <w:t xml:space="preserve"> </w:t>
+      </w:r>
+      <w:r>
+        <w:rPr>
+          <w:rFonts w:ascii="Times New Roman" w:hAnsi="Times New Roman" w:cs="Times New Roman"/>
+          <w:sz w:val="28"/>
+          <w:szCs w:val="28"/>
+          <w:lang w:val="en-US"/>
+        </w:rPr>
+        <w:t>Studio</w:t>
+      </w:r>
+      <w:r>
+        <w:rPr>
+          <w:rFonts w:ascii="Times New Roman" w:hAnsi="Times New Roman" w:cs="Times New Roman"/>
+          <w:sz w:val="28"/>
+          <w:szCs w:val="28"/>
+        </w:rPr>
+        <w:t>;</w:t>
+      </w:r>
+    </w:p>
+    <w:p>
+      <w:pPr>
+        <w:pStyle w:val="a4"/>
+        <w:numPr>
+          <w:ilvl w:val="0"/>
+          <w:numId w:val="2"/>
+        </w:numPr>
+        <w:ind w:left="0" w:firstLine="709"/>
+        <w:rPr>
+          <w:rFonts w:ascii="Times New Roman" w:hAnsi="Times New Roman" w:cs="Times New Roman"/>
+          <w:sz w:val="28"/>
+          <w:szCs w:val="28"/>
+          <w:lang w:val="en-US"/>
+        </w:rPr>
+      </w:pPr>
+      <w:proofErr w:type="spellStart"/>
+      <w:r>
+        <w:rPr>
+          <w:rFonts w:ascii="Times New Roman" w:hAnsi="Times New Roman" w:cs="Times New Roman"/>
+          <w:sz w:val="28"/>
+          <w:szCs w:val="28"/>
+          <w:lang w:val="en-US"/>
+        </w:rPr>
+        <w:t>PgAdmin</w:t>
+      </w:r>
+      <w:proofErr w:type="spellEnd"/>
+      <w:r>
+        <w:rPr>
+          <w:rFonts w:ascii="Times New Roman" w:hAnsi="Times New Roman" w:cs="Times New Roman"/>
+          <w:sz w:val="28"/>
+          <w:szCs w:val="28"/>
+          <w:lang w:val="en-US"/>
+        </w:rPr>
+        <w:t>4;</w:t>
+      </w:r>
+    </w:p>
+    <w:p>
+      <w:pPr>
+        <w:pStyle w:val="a4"/>
+        <w:numPr>
+          <w:ilvl w:val="0"/>
+          <w:numId w:val="2"/>
+        </w:numPr>
+        <w:ind w:left="0" w:firstLine="709"/>
+        <w:rPr>
+          <w:rFonts w:ascii="Times New Roman" w:hAnsi="Times New Roman" w:cs="Times New Roman"/>
+          <w:sz w:val="28"/>
+          <w:szCs w:val="28"/>
+          <w:lang w:val="en-US"/>
+        </w:rPr>
+      </w:pPr>
+      <w:proofErr w:type="spellStart"/>
+      <w:r>
+        <w:rPr>
+          <w:rFonts w:ascii="Times New Roman" w:hAnsi="Times New Roman" w:cs="Times New Roman"/>
+          <w:sz w:val="28"/>
+          <w:szCs w:val="28"/>
+          <w:lang w:val="en-US"/>
+        </w:rPr>
+        <w:t>Github</w:t>
+      </w:r>
+      <w:proofErr w:type="spellEnd"/>
+      <w:r>
+        <w:rPr>
+          <w:rFonts w:ascii="Times New Roman" w:hAnsi="Times New Roman" w:cs="Times New Roman"/>
+          <w:sz w:val="28"/>
+          <w:szCs w:val="28"/>
+          <w:lang w:val="en-US"/>
+        </w:rPr>
+        <w:t>.</w:t>
+      </w:r>
+    </w:p>
+    <w:p>
+      <w:pPr>
+        <w:pStyle w:val="a4"/>
+        <w:ind w:left="0" w:firstLine="709"/>
+        <w:rPr>
+          <w:rFonts w:ascii="Times New Roman" w:hAnsi="Times New Roman" w:cs="Times New Roman"/>
+          <w:sz w:val="28"/>
+          <w:szCs w:val="28"/>
+        </w:rPr>
+      </w:pPr>
+      <w:r>
+        <w:rPr>
+          <w:rFonts w:ascii="Times New Roman" w:hAnsi="Times New Roman" w:cs="Times New Roman"/>
+          <w:sz w:val="28"/>
+          <w:szCs w:val="28"/>
+        </w:rPr>
+        <w:t>Будут использоваться следующие языки:</w:t>
+      </w:r>
+    </w:p>
+    <w:p>
+      <w:pPr>
+        <w:pStyle w:val="a4"/>
+        <w:numPr>
+          <w:ilvl w:val="0"/>
+          <w:numId w:val="2"/>
+        </w:numPr>
+        <w:ind w:left="0" w:firstLine="709"/>
+        <w:rPr>
+          <w:rFonts w:ascii="Times New Roman" w:hAnsi="Times New Roman" w:cs="Times New Roman"/>
+          <w:sz w:val="28"/>
+          <w:szCs w:val="28"/>
+          <w:lang w:val="en-US"/>
+        </w:rPr>
+      </w:pPr>
+      <w:r>
+        <w:rPr>
+          <w:rFonts w:ascii="Times New Roman" w:hAnsi="Times New Roman" w:cs="Times New Roman"/>
+          <w:sz w:val="28"/>
+          <w:szCs w:val="28"/>
+          <w:lang w:val="en-US"/>
+        </w:rPr>
+        <w:t>C#;</w:t>
+      </w:r>
+    </w:p>
+    <w:p>
+      <w:pPr>
+        <w:pStyle w:val="a4"/>
+        <w:numPr>
+          <w:ilvl w:val="0"/>
+          <w:numId w:val="2"/>
+        </w:numPr>
+        <w:ind w:left="0" w:firstLine="709"/>
+        <w:rPr>
+          <w:rFonts w:ascii="Times New Roman" w:hAnsi="Times New Roman" w:cs="Times New Roman"/>
+          <w:sz w:val="28"/>
+          <w:szCs w:val="28"/>
+          <w:lang w:val="en-US"/>
+        </w:rPr>
+      </w:pPr>
+      <w:r>
+        <w:rPr>
+          <w:rFonts w:ascii="Times New Roman" w:hAnsi="Times New Roman" w:cs="Times New Roman"/>
+          <w:sz w:val="28"/>
+          <w:szCs w:val="28"/>
+          <w:lang w:val="en-US"/>
+        </w:rPr>
+        <w:t>SQL</w:t>
+      </w:r>
+      <w:r>
+        <w:rPr>
+          <w:rFonts w:ascii="Times New Roman" w:hAnsi="Times New Roman" w:cs="Times New Roman"/>
+          <w:sz w:val="28"/>
+          <w:szCs w:val="28"/>
+          <w:lang w:val="en-US"/>
+        </w:rPr>
+        <w:t>.</w:t>
+      </w:r>
+    </w:p>
+    <w:p>
+      <w:pPr>
         <w:pStyle w:val="a4"/>
         <w:ind w:left="0" w:firstLine="709"/>
         <w:rPr>
@@ -817,19 +1364,19 @@
         </w:rPr>
         <w:t>Задачи, которые будут выполняться в данной информационной системе:</w:t>
       </w:r>
+    </w:p>
+    <w:p>
+      <w:pPr>
+        <w:pStyle w:val="a4"/>
+        <w:ind w:left="0" w:firstLine="709"/>
+        <w:rPr>
+          <w:rFonts w:ascii="Times New Roman" w:hAnsi="Times New Roman" w:cs="Times New Roman"/>
+          <w:sz w:val="28"/>
+          <w:szCs w:val="28"/>
+        </w:rPr>
+      </w:pPr>
       <w:bookmarkStart w:id="0" w:name="_GoBack"/>
       <w:bookmarkEnd w:id="0"/>
-    </w:p>
-    <w:p>
-      <w:pPr>
-        <w:pStyle w:val="a4"/>
-        <w:ind w:left="0" w:firstLine="709"/>
-        <w:rPr>
-          <w:rFonts w:ascii="Times New Roman" w:hAnsi="Times New Roman" w:cs="Times New Roman"/>
-          <w:sz w:val="28"/>
-          <w:szCs w:val="28"/>
-        </w:rPr>
-      </w:pPr>
     </w:p>
     <w:sectPr>
       <w:pgSz w:w="11906" w:h="16838"/>
@@ -956,8 +1503,356 @@
       </w:rPr>
     </w:lvl>
   </w:abstractNum>
+  <w:abstractNum w:abstractNumId="1" w15:restartNumberingAfterBreak="0">
+    <w:nsid w:val="4E5134FE"/>
+    <w:multiLevelType w:val="hybridMultilevel"/>
+    <w:tmpl w:val="5C6E5A84"/>
+    <w:lvl w:ilvl="0" w:tplc="04190001">
+      <w:start w:val="1"/>
+      <w:numFmt w:val="bullet"/>
+      <w:lvlText w:val=""/>
+      <w:lvlJc w:val="left"/>
+      <w:pPr>
+        <w:ind w:left="1429" w:hanging="360"/>
+      </w:pPr>
+      <w:rPr>
+        <w:rFonts w:ascii="Symbol" w:hAnsi="Symbol" w:hint="default"/>
+      </w:rPr>
+    </w:lvl>
+    <w:lvl w:ilvl="1" w:tplc="04190003" w:tentative="1">
+      <w:start w:val="1"/>
+      <w:numFmt w:val="bullet"/>
+      <w:lvlText w:val="o"/>
+      <w:lvlJc w:val="left"/>
+      <w:pPr>
+        <w:ind w:left="2149" w:hanging="360"/>
+      </w:pPr>
+      <w:rPr>
+        <w:rFonts w:ascii="Courier New" w:hAnsi="Courier New" w:cs="Courier New" w:hint="default"/>
+      </w:rPr>
+    </w:lvl>
+    <w:lvl w:ilvl="2" w:tplc="04190005" w:tentative="1">
+      <w:start w:val="1"/>
+      <w:numFmt w:val="bullet"/>
+      <w:lvlText w:val=""/>
+      <w:lvlJc w:val="left"/>
+      <w:pPr>
+        <w:ind w:left="2869" w:hanging="360"/>
+      </w:pPr>
+      <w:rPr>
+        <w:rFonts w:ascii="Wingdings" w:hAnsi="Wingdings" w:hint="default"/>
+      </w:rPr>
+    </w:lvl>
+    <w:lvl w:ilvl="3" w:tplc="04190001" w:tentative="1">
+      <w:start w:val="1"/>
+      <w:numFmt w:val="bullet"/>
+      <w:lvlText w:val=""/>
+      <w:lvlJc w:val="left"/>
+      <w:pPr>
+        <w:ind w:left="3589" w:hanging="360"/>
+      </w:pPr>
+      <w:rPr>
+        <w:rFonts w:ascii="Symbol" w:hAnsi="Symbol" w:hint="default"/>
+      </w:rPr>
+    </w:lvl>
+    <w:lvl w:ilvl="4" w:tplc="04190003" w:tentative="1">
+      <w:start w:val="1"/>
+      <w:numFmt w:val="bullet"/>
+      <w:lvlText w:val="o"/>
+      <w:lvlJc w:val="left"/>
+      <w:pPr>
+        <w:ind w:left="4309" w:hanging="360"/>
+      </w:pPr>
+      <w:rPr>
+        <w:rFonts w:ascii="Courier New" w:hAnsi="Courier New" w:cs="Courier New" w:hint="default"/>
+      </w:rPr>
+    </w:lvl>
+    <w:lvl w:ilvl="5" w:tplc="04190005" w:tentative="1">
+      <w:start w:val="1"/>
+      <w:numFmt w:val="bullet"/>
+      <w:lvlText w:val=""/>
+      <w:lvlJc w:val="left"/>
+      <w:pPr>
+        <w:ind w:left="5029" w:hanging="360"/>
+      </w:pPr>
+      <w:rPr>
+        <w:rFonts w:ascii="Wingdings" w:hAnsi="Wingdings" w:hint="default"/>
+      </w:rPr>
+    </w:lvl>
+    <w:lvl w:ilvl="6" w:tplc="04190001" w:tentative="1">
+      <w:start w:val="1"/>
+      <w:numFmt w:val="bullet"/>
+      <w:lvlText w:val=""/>
+      <w:lvlJc w:val="left"/>
+      <w:pPr>
+        <w:ind w:left="5749" w:hanging="360"/>
+      </w:pPr>
+      <w:rPr>
+        <w:rFonts w:ascii="Symbol" w:hAnsi="Symbol" w:hint="default"/>
+      </w:rPr>
+    </w:lvl>
+    <w:lvl w:ilvl="7" w:tplc="04190003" w:tentative="1">
+      <w:start w:val="1"/>
+      <w:numFmt w:val="bullet"/>
+      <w:lvlText w:val="o"/>
+      <w:lvlJc w:val="left"/>
+      <w:pPr>
+        <w:ind w:left="6469" w:hanging="360"/>
+      </w:pPr>
+      <w:rPr>
+        <w:rFonts w:ascii="Courier New" w:hAnsi="Courier New" w:cs="Courier New" w:hint="default"/>
+      </w:rPr>
+    </w:lvl>
+    <w:lvl w:ilvl="8" w:tplc="04190005" w:tentative="1">
+      <w:start w:val="1"/>
+      <w:numFmt w:val="bullet"/>
+      <w:lvlText w:val=""/>
+      <w:lvlJc w:val="left"/>
+      <w:pPr>
+        <w:ind w:left="7189" w:hanging="360"/>
+      </w:pPr>
+      <w:rPr>
+        <w:rFonts w:ascii="Wingdings" w:hAnsi="Wingdings" w:hint="default"/>
+      </w:rPr>
+    </w:lvl>
+  </w:abstractNum>
+  <w:abstractNum w:abstractNumId="2" w15:restartNumberingAfterBreak="0">
+    <w:nsid w:val="50076E27"/>
+    <w:multiLevelType w:val="hybridMultilevel"/>
+    <w:tmpl w:val="24D2E1B0"/>
+    <w:lvl w:ilvl="0" w:tplc="04190001">
+      <w:start w:val="1"/>
+      <w:numFmt w:val="bullet"/>
+      <w:lvlText w:val=""/>
+      <w:lvlJc w:val="left"/>
+      <w:pPr>
+        <w:ind w:left="1429" w:hanging="360"/>
+      </w:pPr>
+      <w:rPr>
+        <w:rFonts w:ascii="Symbol" w:hAnsi="Symbol" w:hint="default"/>
+      </w:rPr>
+    </w:lvl>
+    <w:lvl w:ilvl="1" w:tplc="04190003" w:tentative="1">
+      <w:start w:val="1"/>
+      <w:numFmt w:val="bullet"/>
+      <w:lvlText w:val="o"/>
+      <w:lvlJc w:val="left"/>
+      <w:pPr>
+        <w:ind w:left="2149" w:hanging="360"/>
+      </w:pPr>
+      <w:rPr>
+        <w:rFonts w:ascii="Courier New" w:hAnsi="Courier New" w:cs="Courier New" w:hint="default"/>
+      </w:rPr>
+    </w:lvl>
+    <w:lvl w:ilvl="2" w:tplc="04190005" w:tentative="1">
+      <w:start w:val="1"/>
+      <w:numFmt w:val="bullet"/>
+      <w:lvlText w:val=""/>
+      <w:lvlJc w:val="left"/>
+      <w:pPr>
+        <w:ind w:left="2869" w:hanging="360"/>
+      </w:pPr>
+      <w:rPr>
+        <w:rFonts w:ascii="Wingdings" w:hAnsi="Wingdings" w:hint="default"/>
+      </w:rPr>
+    </w:lvl>
+    <w:lvl w:ilvl="3" w:tplc="04190001" w:tentative="1">
+      <w:start w:val="1"/>
+      <w:numFmt w:val="bullet"/>
+      <w:lvlText w:val=""/>
+      <w:lvlJc w:val="left"/>
+      <w:pPr>
+        <w:ind w:left="3589" w:hanging="360"/>
+      </w:pPr>
+      <w:rPr>
+        <w:rFonts w:ascii="Symbol" w:hAnsi="Symbol" w:hint="default"/>
+      </w:rPr>
+    </w:lvl>
+    <w:lvl w:ilvl="4" w:tplc="04190003" w:tentative="1">
+      <w:start w:val="1"/>
+      <w:numFmt w:val="bullet"/>
+      <w:lvlText w:val="o"/>
+      <w:lvlJc w:val="left"/>
+      <w:pPr>
+        <w:ind w:left="4309" w:hanging="360"/>
+      </w:pPr>
+      <w:rPr>
+        <w:rFonts w:ascii="Courier New" w:hAnsi="Courier New" w:cs="Courier New" w:hint="default"/>
+      </w:rPr>
+    </w:lvl>
+    <w:lvl w:ilvl="5" w:tplc="04190005" w:tentative="1">
+      <w:start w:val="1"/>
+      <w:numFmt w:val="bullet"/>
+      <w:lvlText w:val=""/>
+      <w:lvlJc w:val="left"/>
+      <w:pPr>
+        <w:ind w:left="5029" w:hanging="360"/>
+      </w:pPr>
+      <w:rPr>
+        <w:rFonts w:ascii="Wingdings" w:hAnsi="Wingdings" w:hint="default"/>
+      </w:rPr>
+    </w:lvl>
+    <w:lvl w:ilvl="6" w:tplc="04190001" w:tentative="1">
+      <w:start w:val="1"/>
+      <w:numFmt w:val="bullet"/>
+      <w:lvlText w:val=""/>
+      <w:lvlJc w:val="left"/>
+      <w:pPr>
+        <w:ind w:left="5749" w:hanging="360"/>
+      </w:pPr>
+      <w:rPr>
+        <w:rFonts w:ascii="Symbol" w:hAnsi="Symbol" w:hint="default"/>
+      </w:rPr>
+    </w:lvl>
+    <w:lvl w:ilvl="7" w:tplc="04190003" w:tentative="1">
+      <w:start w:val="1"/>
+      <w:numFmt w:val="bullet"/>
+      <w:lvlText w:val="o"/>
+      <w:lvlJc w:val="left"/>
+      <w:pPr>
+        <w:ind w:left="6469" w:hanging="360"/>
+      </w:pPr>
+      <w:rPr>
+        <w:rFonts w:ascii="Courier New" w:hAnsi="Courier New" w:cs="Courier New" w:hint="default"/>
+      </w:rPr>
+    </w:lvl>
+    <w:lvl w:ilvl="8" w:tplc="04190005" w:tentative="1">
+      <w:start w:val="1"/>
+      <w:numFmt w:val="bullet"/>
+      <w:lvlText w:val=""/>
+      <w:lvlJc w:val="left"/>
+      <w:pPr>
+        <w:ind w:left="7189" w:hanging="360"/>
+      </w:pPr>
+      <w:rPr>
+        <w:rFonts w:ascii="Wingdings" w:hAnsi="Wingdings" w:hint="default"/>
+      </w:rPr>
+    </w:lvl>
+  </w:abstractNum>
+  <w:abstractNum w:abstractNumId="3" w15:restartNumberingAfterBreak="0">
+    <w:nsid w:val="74401492"/>
+    <w:multiLevelType w:val="hybridMultilevel"/>
+    <w:tmpl w:val="3802184C"/>
+    <w:lvl w:ilvl="0" w:tplc="FE5E1DA4">
+      <w:start w:val="1"/>
+      <w:numFmt w:val="bullet"/>
+      <w:lvlText w:val=""/>
+      <w:lvlJc w:val="left"/>
+      <w:pPr>
+        <w:ind w:left="1429" w:hanging="360"/>
+      </w:pPr>
+      <w:rPr>
+        <w:rFonts w:ascii="Symbol" w:hAnsi="Symbol" w:hint="default"/>
+      </w:rPr>
+    </w:lvl>
+    <w:lvl w:ilvl="1" w:tplc="04190003" w:tentative="1">
+      <w:start w:val="1"/>
+      <w:numFmt w:val="bullet"/>
+      <w:lvlText w:val="o"/>
+      <w:lvlJc w:val="left"/>
+      <w:pPr>
+        <w:ind w:left="2149" w:hanging="360"/>
+      </w:pPr>
+      <w:rPr>
+        <w:rFonts w:ascii="Courier New" w:hAnsi="Courier New" w:cs="Courier New" w:hint="default"/>
+      </w:rPr>
+    </w:lvl>
+    <w:lvl w:ilvl="2" w:tplc="04190005" w:tentative="1">
+      <w:start w:val="1"/>
+      <w:numFmt w:val="bullet"/>
+      <w:lvlText w:val=""/>
+      <w:lvlJc w:val="left"/>
+      <w:pPr>
+        <w:ind w:left="2869" w:hanging="360"/>
+      </w:pPr>
+      <w:rPr>
+        <w:rFonts w:ascii="Wingdings" w:hAnsi="Wingdings" w:hint="default"/>
+      </w:rPr>
+    </w:lvl>
+    <w:lvl w:ilvl="3" w:tplc="04190001" w:tentative="1">
+      <w:start w:val="1"/>
+      <w:numFmt w:val="bullet"/>
+      <w:lvlText w:val=""/>
+      <w:lvlJc w:val="left"/>
+      <w:pPr>
+        <w:ind w:left="3589" w:hanging="360"/>
+      </w:pPr>
+      <w:rPr>
+        <w:rFonts w:ascii="Symbol" w:hAnsi="Symbol" w:hint="default"/>
+      </w:rPr>
+    </w:lvl>
+    <w:lvl w:ilvl="4" w:tplc="04190003" w:tentative="1">
+      <w:start w:val="1"/>
+      <w:numFmt w:val="bullet"/>
+      <w:lvlText w:val="o"/>
+      <w:lvlJc w:val="left"/>
+      <w:pPr>
+        <w:ind w:left="4309" w:hanging="360"/>
+      </w:pPr>
+      <w:rPr>
+        <w:rFonts w:ascii="Courier New" w:hAnsi="Courier New" w:cs="Courier New" w:hint="default"/>
+      </w:rPr>
+    </w:lvl>
+    <w:lvl w:ilvl="5" w:tplc="04190005" w:tentative="1">
+      <w:start w:val="1"/>
+      <w:numFmt w:val="bullet"/>
+      <w:lvlText w:val=""/>
+      <w:lvlJc w:val="left"/>
+      <w:pPr>
+        <w:ind w:left="5029" w:hanging="360"/>
+      </w:pPr>
+      <w:rPr>
+        <w:rFonts w:ascii="Wingdings" w:hAnsi="Wingdings" w:hint="default"/>
+      </w:rPr>
+    </w:lvl>
+    <w:lvl w:ilvl="6" w:tplc="04190001" w:tentative="1">
+      <w:start w:val="1"/>
+      <w:numFmt w:val="bullet"/>
+      <w:lvlText w:val=""/>
+      <w:lvlJc w:val="left"/>
+      <w:pPr>
+        <w:ind w:left="5749" w:hanging="360"/>
+      </w:pPr>
+      <w:rPr>
+        <w:rFonts w:ascii="Symbol" w:hAnsi="Symbol" w:hint="default"/>
+      </w:rPr>
+    </w:lvl>
+    <w:lvl w:ilvl="7" w:tplc="04190003" w:tentative="1">
+      <w:start w:val="1"/>
+      <w:numFmt w:val="bullet"/>
+      <w:lvlText w:val="o"/>
+      <w:lvlJc w:val="left"/>
+      <w:pPr>
+        <w:ind w:left="6469" w:hanging="360"/>
+      </w:pPr>
+      <w:rPr>
+        <w:rFonts w:ascii="Courier New" w:hAnsi="Courier New" w:cs="Courier New" w:hint="default"/>
+      </w:rPr>
+    </w:lvl>
+    <w:lvl w:ilvl="8" w:tplc="04190005" w:tentative="1">
+      <w:start w:val="1"/>
+      <w:numFmt w:val="bullet"/>
+      <w:lvlText w:val=""/>
+      <w:lvlJc w:val="left"/>
+      <w:pPr>
+        <w:ind w:left="7189" w:hanging="360"/>
+      </w:pPr>
+      <w:rPr>
+        <w:rFonts w:ascii="Wingdings" w:hAnsi="Wingdings" w:hint="default"/>
+      </w:rPr>
+    </w:lvl>
+  </w:abstractNum>
   <w:num w:numId="1">
     <w:abstractNumId w:val="0"/>
+  </w:num>
+  <w:num w:numId="2">
+    <w:abstractNumId w:val="3"/>
+  </w:num>
+  <w:num w:numId="3">
+    <w:abstractNumId w:val="2"/>
+  </w:num>
+  <w:num w:numId="4">
+    <w:abstractNumId w:val="1"/>
   </w:num>
 </w:numbering>
 </file>
@@ -1359,7 +2254,6 @@
   <w:style w:type="character" w:default="1" w:styleId="a0">
     <w:name w:val="Default Paragraph Font"/>
     <w:uiPriority w:val="1"/>
-    <w:semiHidden/>
     <w:unhideWhenUsed/>
   </w:style>
   <w:style w:type="table" w:default="1" w:styleId="a1">

--- a/InventoryManagementSystem/Документы/Анализ предметной области.docx
+++ b/InventoryManagementSystem/Документы/Анализ предметной области.docx
@@ -214,13 +214,23 @@
         </w:rPr>
         <w:t xml:space="preserve">Генеральный директор: </w:t>
       </w:r>
-      <w:r>
-        <w:rPr>
-          <w:rFonts w:ascii="Times New Roman" w:hAnsi="Times New Roman" w:cs="Times New Roman"/>
-          <w:sz w:val="28"/>
-          <w:szCs w:val="28"/>
-        </w:rPr>
-        <w:t>Олегов Олег Олегович</w:t>
+      <w:proofErr w:type="spellStart"/>
+      <w:r>
+        <w:rPr>
+          <w:rFonts w:ascii="Times New Roman" w:hAnsi="Times New Roman" w:cs="Times New Roman"/>
+          <w:sz w:val="28"/>
+          <w:szCs w:val="28"/>
+        </w:rPr>
+        <w:t>Палкин</w:t>
+      </w:r>
+      <w:proofErr w:type="spellEnd"/>
+      <w:r>
+        <w:rPr>
+          <w:rFonts w:ascii="Times New Roman" w:hAnsi="Times New Roman" w:cs="Times New Roman"/>
+          <w:sz w:val="28"/>
+          <w:szCs w:val="28"/>
+        </w:rPr>
+        <w:t xml:space="preserve"> Игорь Олегович</w:t>
       </w:r>
     </w:p>
     <w:p>
@@ -425,7 +435,15 @@
           <w:sz w:val="28"/>
           <w:szCs w:val="28"/>
         </w:rPr>
-        <w:t>Здание с площадью помещений 200 м2 по адресу г. Торжок, ул. Чехова, д. 7.</w:t>
+        <w:t>Здание с площадью помещений 203</w:t>
+      </w:r>
+      <w:r>
+        <w:rPr>
+          <w:rFonts w:ascii="Times New Roman" w:hAnsi="Times New Roman" w:cs="Times New Roman"/>
+          <w:sz w:val="28"/>
+          <w:szCs w:val="28"/>
+        </w:rPr>
+        <w:t xml:space="preserve"> м2 по адресу г. Торжок, ул. Чехова, д. 7.</w:t>
       </w:r>
     </w:p>
     <w:p>
@@ -1211,7 +1229,6 @@
           <w:lang w:val="en-US"/>
         </w:rPr>
       </w:pPr>
-      <w:proofErr w:type="spellStart"/>
       <w:r>
         <w:rPr>
           <w:rFonts w:ascii="Times New Roman" w:hAnsi="Times New Roman" w:cs="Times New Roman"/>
@@ -1221,7 +1238,6 @@
         </w:rPr>
         <w:t>PgAdmin</w:t>
       </w:r>
-      <w:proofErr w:type="spellEnd"/>
       <w:r>
         <w:rPr>
           <w:rFonts w:ascii="Times New Roman" w:hAnsi="Times New Roman" w:cs="Times New Roman"/>
@@ -1247,7 +1263,6 @@
           <w:lang w:val="en-US"/>
         </w:rPr>
       </w:pPr>
-      <w:proofErr w:type="spellStart"/>
       <w:r>
         <w:rPr>
           <w:rFonts w:ascii="Times New Roman" w:hAnsi="Times New Roman" w:cs="Times New Roman"/>
@@ -1255,9 +1270,19 @@
           <w:szCs w:val="28"/>
           <w:lang w:val="en-US"/>
         </w:rPr>
-        <w:t>Github</w:t>
-      </w:r>
-      <w:proofErr w:type="spellEnd"/>
+        <w:t>GitH</w:t>
+      </w:r>
+      <w:bookmarkStart w:id="0" w:name="_GoBack"/>
+      <w:bookmarkEnd w:id="0"/>
+      <w:r>
+        <w:rPr>
+          <w:rFonts w:ascii="Times New Roman" w:hAnsi="Times New Roman" w:cs="Times New Roman"/>
+          <w:sz w:val="28"/>
+          <w:szCs w:val="28"/>
+          <w:lang w:val="en-US"/>
+        </w:rPr>
+        <w:t>ub</w:t>
+      </w:r>
       <w:r>
         <w:rPr>
           <w:rFonts w:ascii="Times New Roman" w:hAnsi="Times New Roman" w:cs="Times New Roman"/>
@@ -1368,15 +1393,36 @@
     <w:p>
       <w:pPr>
         <w:pStyle w:val="a4"/>
-        <w:ind w:left="0" w:firstLine="709"/>
-        <w:rPr>
-          <w:rFonts w:ascii="Times New Roman" w:hAnsi="Times New Roman" w:cs="Times New Roman"/>
-          <w:sz w:val="28"/>
-          <w:szCs w:val="28"/>
-        </w:rPr>
-      </w:pPr>
-      <w:bookmarkStart w:id="0" w:name="_GoBack"/>
-      <w:bookmarkEnd w:id="0"/>
+        <w:numPr>
+          <w:ilvl w:val="0"/>
+          <w:numId w:val="2"/>
+        </w:numPr>
+        <w:ind w:left="0" w:firstLine="709"/>
+        <w:rPr>
+          <w:rFonts w:ascii="Times New Roman" w:hAnsi="Times New Roman" w:cs="Times New Roman"/>
+          <w:sz w:val="28"/>
+          <w:szCs w:val="28"/>
+        </w:rPr>
+      </w:pPr>
+      <w:r>
+        <w:rPr>
+          <w:rFonts w:ascii="Times New Roman" w:hAnsi="Times New Roman" w:cs="Times New Roman"/>
+          <w:sz w:val="28"/>
+          <w:szCs w:val="28"/>
+        </w:rPr>
+        <w:t>учет товаров на складе.</w:t>
+      </w:r>
+    </w:p>
+    <w:p>
+      <w:pPr>
+        <w:pStyle w:val="a4"/>
+        <w:ind w:left="0" w:firstLine="709"/>
+        <w:rPr>
+          <w:rFonts w:ascii="Times New Roman" w:hAnsi="Times New Roman" w:cs="Times New Roman"/>
+          <w:sz w:val="28"/>
+          <w:szCs w:val="28"/>
+        </w:rPr>
+      </w:pPr>
     </w:p>
     <w:sectPr>
       <w:pgSz w:w="11906" w:h="16838"/>
@@ -1732,7 +1778,7 @@
   <w:abstractNum w:abstractNumId="3" w15:restartNumberingAfterBreak="0">
     <w:nsid w:val="74401492"/>
     <w:multiLevelType w:val="hybridMultilevel"/>
-    <w:tmpl w:val="3802184C"/>
+    <w:tmpl w:val="7A10174C"/>
     <w:lvl w:ilvl="0" w:tplc="FE5E1DA4">
       <w:start w:val="1"/>
       <w:numFmt w:val="bullet"/>
@@ -2254,6 +2300,7 @@
   <w:style w:type="character" w:default="1" w:styleId="a0">
     <w:name w:val="Default Paragraph Font"/>
     <w:uiPriority w:val="1"/>
+    <w:semiHidden/>
     <w:unhideWhenUsed/>
   </w:style>
   <w:style w:type="table" w:default="1" w:styleId="a1">

--- a/InventoryManagementSystem/Документы/Анализ предметной области.docx
+++ b/InventoryManagementSystem/Документы/Анализ предметной области.docx
@@ -194,7 +194,25 @@
           <w:sz w:val="28"/>
           <w:szCs w:val="28"/>
         </w:rPr>
-        <w:t>Почтовый адрес: г Торжок, ул. Чехова, д. 7</w:t>
+        <w:t>Почтовый адрес: г</w:t>
+      </w:r>
+      <w:r>
+        <w:rPr>
+          <w:rFonts w:ascii="Times New Roman" w:hAnsi="Times New Roman" w:cs="Times New Roman"/>
+          <w:sz w:val="28"/>
+          <w:szCs w:val="28"/>
+        </w:rPr>
+        <w:t>.</w:t>
+      </w:r>
+      <w:bookmarkStart w:id="0" w:name="_GoBack"/>
+      <w:bookmarkEnd w:id="0"/>
+      <w:r>
+        <w:rPr>
+          <w:rFonts w:ascii="Times New Roman" w:hAnsi="Times New Roman" w:cs="Times New Roman"/>
+          <w:sz w:val="28"/>
+          <w:szCs w:val="28"/>
+        </w:rPr>
+        <w:t xml:space="preserve"> Торжок, ул. Чехова, д. 7</w:t>
       </w:r>
     </w:p>
     <w:p>
@@ -355,7 +373,6 @@
         </w:rPr>
         <w:t>.</w:t>
       </w:r>
-      <w:proofErr w:type="spellStart"/>
       <w:r>
         <w:rPr>
           <w:rFonts w:ascii="Times New Roman" w:hAnsi="Times New Roman" w:cs="Times New Roman"/>
@@ -365,7 +382,6 @@
         </w:rPr>
         <w:t>ru</w:t>
       </w:r>
-      <w:proofErr w:type="spellEnd"/>
     </w:p>
     <w:p>
       <w:pPr>
@@ -1272,8 +1288,6 @@
         </w:rPr>
         <w:t>GitH</w:t>
       </w:r>
-      <w:bookmarkStart w:id="0" w:name="_GoBack"/>
-      <w:bookmarkEnd w:id="0"/>
       <w:r>
         <w:rPr>
           <w:rFonts w:ascii="Times New Roman" w:hAnsi="Times New Roman" w:cs="Times New Roman"/>

--- a/InventoryManagementSystem/Документы/Анализ предметной области.docx
+++ b/InventoryManagementSystem/Документы/Анализ предметной области.docx
@@ -204,8 +204,6 @@
         </w:rPr>
         <w:t>.</w:t>
       </w:r>
-      <w:bookmarkStart w:id="0" w:name="_GoBack"/>
-      <w:bookmarkEnd w:id="0"/>
       <w:r>
         <w:rPr>
           <w:rFonts w:ascii="Times New Roman" w:hAnsi="Times New Roman" w:cs="Times New Roman"/>
@@ -459,7 +457,26 @@
           <w:sz w:val="28"/>
           <w:szCs w:val="28"/>
         </w:rPr>
-        <w:t xml:space="preserve"> м2 по адресу г. Торжок, ул. Чехова, д. 7.</w:t>
+        <w:t xml:space="preserve"> м</w:t>
+      </w:r>
+      <w:bookmarkStart w:id="0" w:name="_GoBack"/>
+      <w:r>
+        <w:rPr>
+          <w:rFonts w:ascii="Times New Roman" w:hAnsi="Times New Roman" w:cs="Times New Roman"/>
+          <w:sz w:val="28"/>
+          <w:szCs w:val="28"/>
+          <w:vertAlign w:val="superscript"/>
+        </w:rPr>
+        <w:t>2</w:t>
+      </w:r>
+      <w:bookmarkEnd w:id="0"/>
+      <w:r>
+        <w:rPr>
+          <w:rFonts w:ascii="Times New Roman" w:hAnsi="Times New Roman" w:cs="Times New Roman"/>
+          <w:sz w:val="28"/>
+          <w:szCs w:val="28"/>
+        </w:rPr>
+        <w:t xml:space="preserve"> по адресу г. Торжок, ул. Чехова, д. 7.</w:t>
       </w:r>
     </w:p>
     <w:p>
